--- a/flow/20230927_hours/drafts/2024-08-u/09.08.docx
+++ b/flow/20230927_hours/drafts/2024-08-u/09.08.docx
@@ -47,24 +47,17 @@
         <w:rPr>
           <w:rFonts w:ascii="Times New Roman" w:hAnsi="Times New Roman"/>
           <w:i/>
-          <w:color w:val="FF0000"/>
-          <w:sz w:val="24"/>
-        </w:rPr>
-        <w:t xml:space="preserve">Священик: </w:t>
-      </w:r>
-      <w:r>
-        <w:rPr>
-          <w:rFonts w:ascii="Times New Roman" w:hAnsi="Times New Roman"/>
-          <w:sz w:val="24"/>
-        </w:rPr>
-        <w:t xml:space="preserve">Благословенний Бог наш завжди, нині і повсякчас, і на віки </w:t>
-      </w:r>
-      <w:r>
-        <w:rPr>
-          <w:rFonts w:ascii="Times New Roman" w:hAnsi="Times New Roman"/>
-          <w:sz w:val="24"/>
-        </w:rPr>
-        <w:t>віків.</w:t>
+          <w:color w:val="FF4400"/>
+          <w:sz w:val="24"/>
+        </w:rPr>
+        <w:t>Священик:</w:t>
+      </w:r>
+      <w:r>
+        <w:rPr>
+          <w:rFonts w:ascii="Times New Roman" w:hAnsi="Times New Roman"/>
+          <w:sz w:val="24"/>
+        </w:rPr>
+        <w:t xml:space="preserve"> Благословенний Бог наш завжди, нині і повсякчас, і на віки віків.</w:t>
       </w:r>
     </w:p>
     <w:p>
@@ -2193,17 +2186,17 @@
         <w:rPr>
           <w:rFonts w:ascii="Times New Roman" w:hAnsi="Times New Roman"/>
           <w:i/>
-          <w:color w:val="FF0000"/>
-          <w:sz w:val="24"/>
-        </w:rPr>
-        <w:t xml:space="preserve">Священик: </w:t>
-      </w:r>
-      <w:r>
-        <w:rPr>
-          <w:rFonts w:ascii="Times New Roman" w:hAnsi="Times New Roman"/>
-          <w:sz w:val="24"/>
-        </w:rPr>
-        <w:t>Боже, змилуйся над нами і благослови нас; світлом лиця твого осяй нас і помилуй нас.</w:t>
+          <w:color w:val="FF4400"/>
+          <w:sz w:val="24"/>
+        </w:rPr>
+        <w:t>Священик:</w:t>
+      </w:r>
+      <w:r>
+        <w:rPr>
+          <w:rFonts w:ascii="Times New Roman" w:hAnsi="Times New Roman"/>
+          <w:sz w:val="24"/>
+        </w:rPr>
+        <w:t xml:space="preserve"> Боже, змилуйся над нами і благослови нас; світлом лиця твого осяй нас і помилуй нас.</w:t>
       </w:r>
     </w:p>
     <w:p>
@@ -2342,17 +2335,17 @@
         <w:rPr>
           <w:rFonts w:ascii="Times New Roman" w:hAnsi="Times New Roman"/>
           <w:i/>
-          <w:color w:val="FF0000"/>
-          <w:sz w:val="24"/>
-        </w:rPr>
-        <w:t xml:space="preserve">Священик: </w:t>
-      </w:r>
-      <w:r>
-        <w:rPr>
-          <w:rFonts w:ascii="Times New Roman" w:hAnsi="Times New Roman"/>
-          <w:sz w:val="24"/>
-        </w:rPr>
-        <w:t>Слава тобі, Христе Боже, надіє наша, слава тобі!</w:t>
+          <w:color w:val="FF4400"/>
+          <w:sz w:val="24"/>
+        </w:rPr>
+        <w:t>Священик:</w:t>
+      </w:r>
+      <w:r>
+        <w:rPr>
+          <w:rFonts w:ascii="Times New Roman" w:hAnsi="Times New Roman"/>
+          <w:sz w:val="24"/>
+        </w:rPr>
+        <w:t xml:space="preserve"> Слава тобі, Христе Боже, надіє наша, слава тобі!</w:t>
       </w:r>
     </w:p>
     <w:p>
@@ -2426,27 +2419,23 @@
     </w:p>
     <w:p>
       <w:pPr>
-        <w:spacing w:line="240" w:lineRule="auto"/>
-        <w:rPr>
-          <w:rFonts w:ascii="Times New Roman" w:hAnsi="Times New Roman"/>
-          <w:sz w:val="24"/>
-        </w:rPr>
-      </w:pPr>
-      <w:r>
-        <w:rPr>
-          <w:rFonts w:ascii="Times New Roman" w:hAnsi="Times New Roman"/>
-          <w:i/>
-          <w:color w:val="FF0000"/>
-          <w:sz w:val="24"/>
-        </w:rPr>
-        <w:t xml:space="preserve">Священик: </w:t>
-      </w:r>
-      <w:r>
-        <w:rPr>
-          <w:rFonts w:ascii="Times New Roman" w:hAnsi="Times New Roman"/>
-          <w:sz w:val="24"/>
-        </w:rPr>
-        <w:t>Христос, істинний Бог наш, молитвами пречистої своєї Матері, преподобних і богоносних отців наших, і всіх святих, помилує і спасе нас, як благий і чоловіколюбець.</w:t>
+        <w:spacing w:after="120"/>
+      </w:pPr>
+      <w:r>
+        <w:rPr>
+          <w:rFonts w:ascii="Times New Roman" w:hAnsi="Times New Roman"/>
+          <w:i/>
+          <w:color w:val="FF4400"/>
+          <w:sz w:val="24"/>
+        </w:rPr>
+        <w:t>Священик:</w:t>
+      </w:r>
+      <w:r>
+        <w:rPr>
+          <w:rFonts w:ascii="Times New Roman" w:hAnsi="Times New Roman"/>
+          <w:sz w:val="24"/>
+        </w:rPr>
+        <w:t xml:space="preserve"> Христос, істинний Бог наш, що на горі Таворській у славі переобразився перед святими Своїми учнями й апостолами - молитвами пречистої Своєї Матері, святих славних і всехвальних апостолів, святого апостола Матія і всіх святих - помилує і спасе нас як благий і людинолюбний.</w:t>
       </w:r>
     </w:p>
     <w:p>
@@ -2536,24 +2525,17 @@
         <w:rPr>
           <w:rFonts w:ascii="Times New Roman" w:hAnsi="Times New Roman"/>
           <w:i/>
-          <w:color w:val="FF0000"/>
-          <w:sz w:val="24"/>
-        </w:rPr>
-        <w:t xml:space="preserve">Священик: </w:t>
-      </w:r>
-      <w:r>
-        <w:rPr>
-          <w:rFonts w:ascii="Times New Roman" w:hAnsi="Times New Roman"/>
-          <w:sz w:val="24"/>
-        </w:rPr>
-        <w:t xml:space="preserve">Благословенний Бог наш завжди, нині і повсякчас, і на віки </w:t>
-      </w:r>
-      <w:r>
-        <w:rPr>
-          <w:rFonts w:ascii="Times New Roman" w:hAnsi="Times New Roman"/>
-          <w:sz w:val="24"/>
-        </w:rPr>
-        <w:t>віків.</w:t>
+          <w:color w:val="FF4400"/>
+          <w:sz w:val="24"/>
+        </w:rPr>
+        <w:t>Священик:</w:t>
+      </w:r>
+      <w:r>
+        <w:rPr>
+          <w:rFonts w:ascii="Times New Roman" w:hAnsi="Times New Roman"/>
+          <w:sz w:val="24"/>
+        </w:rPr>
+        <w:t xml:space="preserve"> Благословенний Бог наш завжди, нині і повсякчас, і на віки віків.</w:t>
       </w:r>
     </w:p>
     <w:p>
@@ -5054,17 +5036,17 @@
         <w:rPr>
           <w:rFonts w:ascii="Times New Roman" w:hAnsi="Times New Roman"/>
           <w:i/>
-          <w:color w:val="FF0000"/>
-          <w:sz w:val="24"/>
-        </w:rPr>
-        <w:t xml:space="preserve">Священик: </w:t>
-      </w:r>
-      <w:r>
-        <w:rPr>
-          <w:rFonts w:ascii="Times New Roman" w:hAnsi="Times New Roman"/>
-          <w:sz w:val="24"/>
-        </w:rPr>
-        <w:t>Молитвами святих отців наших, Господи Ісусе Христе Сине Божий, помилуй нас.</w:t>
+          <w:color w:val="FF4400"/>
+          <w:sz w:val="24"/>
+        </w:rPr>
+        <w:t>Священик:</w:t>
+      </w:r>
+      <w:r>
+        <w:rPr>
+          <w:rFonts w:ascii="Times New Roman" w:hAnsi="Times New Roman"/>
+          <w:sz w:val="24"/>
+        </w:rPr>
+        <w:t xml:space="preserve"> Молитвами святих отців наших, Господи Ісусе Христе Сине Божий, помилуй нас.</w:t>
       </w:r>
     </w:p>
     <w:p>
@@ -5304,17 +5286,17 @@
         <w:rPr>
           <w:rFonts w:ascii="Times New Roman" w:hAnsi="Times New Roman"/>
           <w:i/>
-          <w:color w:val="FF0000"/>
-          <w:sz w:val="24"/>
-        </w:rPr>
-        <w:t xml:space="preserve">Священик: </w:t>
-      </w:r>
-      <w:r>
-        <w:rPr>
-          <w:rFonts w:ascii="Times New Roman" w:hAnsi="Times New Roman"/>
-          <w:sz w:val="24"/>
-        </w:rPr>
-        <w:t>Слава тобі, Христе Боже, надіє наша, слава тобі!</w:t>
+          <w:color w:val="FF4400"/>
+          <w:sz w:val="24"/>
+        </w:rPr>
+        <w:t>Священик:</w:t>
+      </w:r>
+      <w:r>
+        <w:rPr>
+          <w:rFonts w:ascii="Times New Roman" w:hAnsi="Times New Roman"/>
+          <w:sz w:val="24"/>
+        </w:rPr>
+        <w:t xml:space="preserve"> Слава тобі, Христе Боже, надіє наша, слава тобі!</w:t>
       </w:r>
     </w:p>
     <w:p>
@@ -5388,27 +5370,23 @@
     </w:p>
     <w:p>
       <w:pPr>
-        <w:spacing w:line="240" w:lineRule="auto"/>
-        <w:rPr>
-          <w:rFonts w:ascii="Times New Roman" w:hAnsi="Times New Roman"/>
-          <w:sz w:val="24"/>
-        </w:rPr>
-      </w:pPr>
-      <w:r>
-        <w:rPr>
-          <w:rFonts w:ascii="Times New Roman" w:hAnsi="Times New Roman"/>
-          <w:i/>
-          <w:color w:val="FF0000"/>
-          <w:sz w:val="24"/>
-        </w:rPr>
-        <w:t xml:space="preserve">Священик: </w:t>
-      </w:r>
-      <w:r>
-        <w:rPr>
-          <w:rFonts w:ascii="Times New Roman" w:hAnsi="Times New Roman"/>
-          <w:sz w:val="24"/>
-        </w:rPr>
-        <w:t>Христос, істинний Бог наш, молитвами пречистої своєї Матері, преподобних і богоносних отців наших, і всіх святих, помилує і спасе нас, як благий і чоловіколюбець.</w:t>
+        <w:spacing w:after="120"/>
+      </w:pPr>
+      <w:r>
+        <w:rPr>
+          <w:rFonts w:ascii="Times New Roman" w:hAnsi="Times New Roman"/>
+          <w:i/>
+          <w:color w:val="FF4400"/>
+          <w:sz w:val="24"/>
+        </w:rPr>
+        <w:t>Священик:</w:t>
+      </w:r>
+      <w:r>
+        <w:rPr>
+          <w:rFonts w:ascii="Times New Roman" w:hAnsi="Times New Roman"/>
+          <w:sz w:val="24"/>
+        </w:rPr>
+        <w:t xml:space="preserve"> Христос, істинний Бог наш, що на горі Таворській у славі переобразився перед святими Своїми учнями й апостолами - молитвами пречистої Своєї Матері, святих славних і всехвальних апостолів, святого апостола Матія і всіх святих - помилує і спасе нас як благий і людинолюбний.</w:t>
       </w:r>
     </w:p>
     <w:p>
@@ -5498,24 +5476,17 @@
         <w:rPr>
           <w:rFonts w:ascii="Times New Roman" w:hAnsi="Times New Roman"/>
           <w:i/>
-          <w:color w:val="FF0000"/>
-          <w:sz w:val="24"/>
-        </w:rPr>
-        <w:t xml:space="preserve">Священик: </w:t>
-      </w:r>
-      <w:r>
-        <w:rPr>
-          <w:rFonts w:ascii="Times New Roman" w:hAnsi="Times New Roman"/>
-          <w:sz w:val="24"/>
-        </w:rPr>
-        <w:t xml:space="preserve">Благословенний Бог наш завжди, нині і повсякчас, і на віки </w:t>
-      </w:r>
-      <w:r>
-        <w:rPr>
-          <w:rFonts w:ascii="Times New Roman" w:hAnsi="Times New Roman"/>
-          <w:sz w:val="24"/>
-        </w:rPr>
-        <w:t>віків.</w:t>
+          <w:color w:val="FF4400"/>
+          <w:sz w:val="24"/>
+        </w:rPr>
+        <w:t>Священик:</w:t>
+      </w:r>
+      <w:r>
+        <w:rPr>
+          <w:rFonts w:ascii="Times New Roman" w:hAnsi="Times New Roman"/>
+          <w:sz w:val="24"/>
+        </w:rPr>
+        <w:t xml:space="preserve"> Благословенний Бог наш завжди, нині і повсякчас, і на віки віків.</w:t>
       </w:r>
     </w:p>
     <w:p>
@@ -7798,17 +7769,17 @@
         <w:rPr>
           <w:rFonts w:ascii="Times New Roman" w:hAnsi="Times New Roman"/>
           <w:i/>
-          <w:color w:val="FF0000"/>
-          <w:sz w:val="24"/>
-        </w:rPr>
-        <w:t xml:space="preserve">Священик: </w:t>
-      </w:r>
-      <w:r>
-        <w:rPr>
-          <w:rFonts w:ascii="Times New Roman" w:hAnsi="Times New Roman"/>
-          <w:sz w:val="24"/>
-        </w:rPr>
-        <w:t>Молитвами святих отців наших, Господи Ісусе Христе Сину Божий, помилуй нас.</w:t>
+          <w:color w:val="FF4400"/>
+          <w:sz w:val="24"/>
+        </w:rPr>
+        <w:t>Священик:</w:t>
+      </w:r>
+      <w:r>
+        <w:rPr>
+          <w:rFonts w:ascii="Times New Roman" w:hAnsi="Times New Roman"/>
+          <w:sz w:val="24"/>
+        </w:rPr>
+        <w:t xml:space="preserve"> Молитвами святих отців наших, Господи Ісусе Христе Сину Божий, помилуй нас.</w:t>
       </w:r>
     </w:p>
     <w:p>
@@ -7978,17 +7949,17 @@
         <w:rPr>
           <w:rFonts w:ascii="Times New Roman" w:hAnsi="Times New Roman"/>
           <w:i/>
-          <w:color w:val="FF0000"/>
-          <w:sz w:val="24"/>
-        </w:rPr>
-        <w:t xml:space="preserve">Священик: </w:t>
-      </w:r>
-      <w:r>
-        <w:rPr>
-          <w:rFonts w:ascii="Times New Roman" w:hAnsi="Times New Roman"/>
-          <w:sz w:val="24"/>
-        </w:rPr>
-        <w:t>Слава тобі, Христе Боже, надіє наша, слава тобі!</w:t>
+          <w:color w:val="FF4400"/>
+          <w:sz w:val="24"/>
+        </w:rPr>
+        <w:t>Священик:</w:t>
+      </w:r>
+      <w:r>
+        <w:rPr>
+          <w:rFonts w:ascii="Times New Roman" w:hAnsi="Times New Roman"/>
+          <w:sz w:val="24"/>
+        </w:rPr>
+        <w:t xml:space="preserve"> Слава тобі, Христе Боже, надіє наша, слава тобі!</w:t>
       </w:r>
     </w:p>
     <w:p>
@@ -8048,27 +8019,23 @@
     </w:p>
     <w:p>
       <w:pPr>
-        <w:spacing w:line="240" w:lineRule="auto"/>
-        <w:rPr>
-          <w:rFonts w:ascii="Times New Roman" w:hAnsi="Times New Roman"/>
-          <w:sz w:val="24"/>
-        </w:rPr>
-      </w:pPr>
-      <w:r>
-        <w:rPr>
-          <w:rFonts w:ascii="Times New Roman" w:hAnsi="Times New Roman"/>
-          <w:i/>
-          <w:color w:val="FF0000"/>
-          <w:sz w:val="24"/>
-        </w:rPr>
-        <w:t xml:space="preserve">Священик: </w:t>
-      </w:r>
-      <w:r>
-        <w:rPr>
-          <w:rFonts w:ascii="Times New Roman" w:hAnsi="Times New Roman"/>
-          <w:sz w:val="24"/>
-        </w:rPr>
-        <w:t>Христос, істинний Бог наш, молитвами пречистої своєї Матері, преподобних і богоносних отців наших, і всіх святих, помилує і спасе нас, як благий і чоловіколюбець.</w:t>
+        <w:spacing w:after="120"/>
+      </w:pPr>
+      <w:r>
+        <w:rPr>
+          <w:rFonts w:ascii="Times New Roman" w:hAnsi="Times New Roman"/>
+          <w:i/>
+          <w:color w:val="FF4400"/>
+          <w:sz w:val="24"/>
+        </w:rPr>
+        <w:t>Священик:</w:t>
+      </w:r>
+      <w:r>
+        <w:rPr>
+          <w:rFonts w:ascii="Times New Roman" w:hAnsi="Times New Roman"/>
+          <w:sz w:val="24"/>
+        </w:rPr>
+        <w:t xml:space="preserve"> Христос, істинний Бог наш, що на горі Таворській у славі переобразився перед святими Своїми учнями й апостолами - молитвами пречистої Своєї Матері, святих славних і всехвальних апостолів, святого апостола Матія і всіх святих - помилує і спасе нас як благий і людинолюбний.</w:t>
       </w:r>
     </w:p>
     <w:p>
@@ -8158,7 +8125,7 @@
         <w:rPr>
           <w:rFonts w:ascii="Times New Roman" w:hAnsi="Times New Roman"/>
           <w:i/>
-          <w:color w:val="FF0000"/>
+          <w:color w:val="FF4400"/>
           <w:sz w:val="24"/>
         </w:rPr>
         <w:t>Священик:</w:t>
@@ -8168,14 +8135,7 @@
           <w:rFonts w:ascii="Times New Roman" w:hAnsi="Times New Roman"/>
           <w:sz w:val="24"/>
         </w:rPr>
-        <w:t xml:space="preserve"> Благословенний Бог наш завжди, нині і повсякчас, і на віки </w:t>
-      </w:r>
-      <w:r>
-        <w:rPr>
-          <w:rFonts w:ascii="Times New Roman" w:hAnsi="Times New Roman"/>
-          <w:sz w:val="24"/>
-        </w:rPr>
-        <w:t>віків.</w:t>
+        <w:t xml:space="preserve"> Благословенний Бог наш завжди, нині і повсякчас, і на віки віків.</w:t>
       </w:r>
     </w:p>
     <w:p>
@@ -10240,17 +10200,17 @@
         <w:rPr>
           <w:rFonts w:ascii="Times New Roman" w:hAnsi="Times New Roman"/>
           <w:i/>
-          <w:color w:val="FF0000"/>
-          <w:sz w:val="24"/>
-        </w:rPr>
-        <w:t xml:space="preserve">Священик: </w:t>
-      </w:r>
-      <w:r>
-        <w:rPr>
-          <w:rFonts w:ascii="Times New Roman" w:hAnsi="Times New Roman"/>
-          <w:sz w:val="24"/>
-        </w:rPr>
-        <w:t>Боже, змилуйся над нами і благослови нас; світлом лиця твого осяй нас і помилуй нас.</w:t>
+          <w:color w:val="FF4400"/>
+          <w:sz w:val="24"/>
+        </w:rPr>
+        <w:t>Священик:</w:t>
+      </w:r>
+      <w:r>
+        <w:rPr>
+          <w:rFonts w:ascii="Times New Roman" w:hAnsi="Times New Roman"/>
+          <w:sz w:val="24"/>
+        </w:rPr>
+        <w:t xml:space="preserve"> Боже, змилуйся над нами і благослови нас; світлом лиця твого осяй нас і помилуй нас.</w:t>
       </w:r>
     </w:p>
     <w:p>
@@ -10415,17 +10375,17 @@
         <w:rPr>
           <w:rFonts w:ascii="Times New Roman" w:hAnsi="Times New Roman"/>
           <w:i/>
-          <w:color w:val="FF0000"/>
-          <w:sz w:val="24"/>
-        </w:rPr>
-        <w:t xml:space="preserve">Священик: </w:t>
-      </w:r>
-      <w:r>
-        <w:rPr>
-          <w:rFonts w:ascii="Times New Roman" w:hAnsi="Times New Roman"/>
-          <w:sz w:val="24"/>
-        </w:rPr>
-        <w:t>Слава тобі, Христе Боже, надіє наша, слава тобі!</w:t>
+          <w:color w:val="FF4400"/>
+          <w:sz w:val="24"/>
+        </w:rPr>
+        <w:t>Священик:</w:t>
+      </w:r>
+      <w:r>
+        <w:rPr>
+          <w:rFonts w:ascii="Times New Roman" w:hAnsi="Times New Roman"/>
+          <w:sz w:val="24"/>
+        </w:rPr>
+        <w:t xml:space="preserve"> Слава тобі, Христе Боже, надіє наша, слава тобі!</w:t>
       </w:r>
     </w:p>
     <w:p>
@@ -10485,17 +10445,13 @@
     </w:p>
     <w:p>
       <w:pPr>
-        <w:spacing w:line="240" w:lineRule="auto"/>
-        <w:rPr>
-          <w:rFonts w:ascii="Times New Roman" w:hAnsi="Times New Roman"/>
-          <w:sz w:val="24"/>
-        </w:rPr>
-      </w:pPr>
-      <w:r>
-        <w:rPr>
-          <w:rFonts w:ascii="Times New Roman" w:hAnsi="Times New Roman"/>
-          <w:i/>
-          <w:color w:val="FF0000"/>
+        <w:spacing w:after="120"/>
+      </w:pPr>
+      <w:r>
+        <w:rPr>
+          <w:rFonts w:ascii="Times New Roman" w:hAnsi="Times New Roman"/>
+          <w:i/>
+          <w:color w:val="FF4400"/>
           <w:sz w:val="24"/>
         </w:rPr>
         <w:t>Священик:</w:t>
@@ -10505,7 +10461,7 @@
           <w:rFonts w:ascii="Times New Roman" w:hAnsi="Times New Roman"/>
           <w:sz w:val="24"/>
         </w:rPr>
-        <w:t xml:space="preserve"> Христос, істинний Бог наш, молитвами пречистої своєї Матері, преподобних і богоносних отців наших, і всіх святих, помилує і спасе нас, як благий і чоловіколюбець.</w:t>
+        <w:t xml:space="preserve"> Христос, істинний Бог наш, що на горі Таворській у славі переобразився перед святими Своїми учнями й апостолами - молитвами пречистої Своєї Матері, святих славних і всехвальних апостолів, святого апостола Матія і всіх святих - помилує і спасе нас як благий і людинолюбний.</w:t>
       </w:r>
     </w:p>
     <w:p>
